--- a/מטלה  1 מדעי הנתונים.docx
+++ b/מטלה  1 מדעי הנתונים.docx
@@ -245,19 +245,8 @@
           <w:szCs w:val="28"/>
           <w:rtl/>
         </w:rPr>
-        <w:t xml:space="preserve">בודק: דרור </w:t>
-      </w:r>
-      <w:proofErr w:type="spellStart"/>
-      <w:r>
-        <w:rPr>
-          <w:rFonts w:ascii="David" w:hAnsi="David" w:cs="David"/>
-          <w:sz w:val="28"/>
-          <w:szCs w:val="28"/>
-          <w:rtl/>
-        </w:rPr>
-        <w:t>מאירוביץ</w:t>
-      </w:r>
-      <w:proofErr w:type="spellEnd"/>
+        <w:t>בודק: דרור מאירוביץ</w:t>
+      </w:r>
     </w:p>
     <w:p>
       <w:pPr>
@@ -276,7 +265,25 @@
           <w:szCs w:val="28"/>
           <w:rtl/>
         </w:rPr>
-        <w:t>תאריך הגשה: 02.08.2026</w:t>
+        <w:t xml:space="preserve">תאריך הגשה: </w:t>
+      </w:r>
+      <w:r>
+        <w:rPr>
+          <w:rFonts w:ascii="David" w:hAnsi="David" w:cs="David" w:hint="cs"/>
+          <w:sz w:val="28"/>
+          <w:szCs w:val="28"/>
+          <w:rtl/>
+        </w:rPr>
+        <w:t>08</w:t>
+      </w:r>
+      <w:r>
+        <w:rPr>
+          <w:rFonts w:ascii="David" w:hAnsi="David" w:cs="David"/>
+          <w:sz w:val="28"/>
+          <w:szCs w:val="28"/>
+          <w:rtl/>
+        </w:rPr>
+        <w:t>.08.2026</w:t>
       </w:r>
     </w:p>
     <w:p>
@@ -467,27 +474,7 @@
           <w:szCs w:val="28"/>
           <w:rtl/>
         </w:rPr>
-        <w:t xml:space="preserve">ניתוח נתונים ראשוני הוא אחד הצעדים החשובים ביותר בניתוח נתונים אם לא החשוב ביותר. חשוב לעשות ניתוח מעמיק תוך כדי תקשור הממצאים בצורה ברורה עניינית ומלמדת. בתרגיל זה נתנסה בניתוח הראשון. מטרת מטלה זו היא לפתח הבנה עמוקה של מערך נתונים מעבר </w:t>
-      </w:r>
-      <w:proofErr w:type="spellStart"/>
-      <w:r>
-        <w:rPr>
-          <w:rFonts w:ascii="David" w:hAnsi="David" w:cs="David"/>
-          <w:sz w:val="28"/>
-          <w:szCs w:val="28"/>
-          <w:rtl/>
-        </w:rPr>
-        <w:t>לויזואליזציה</w:t>
-      </w:r>
-      <w:proofErr w:type="spellEnd"/>
-      <w:r>
-        <w:rPr>
-          <w:rFonts w:ascii="David" w:hAnsi="David" w:cs="David"/>
-          <w:sz w:val="28"/>
-          <w:szCs w:val="28"/>
-          <w:rtl/>
-        </w:rPr>
-        <w:t xml:space="preserve"> בסיסית</w:t>
+        <w:t>ניתוח נתונים ראשוני הוא אחד הצעדים החשובים ביותר בניתוח נתונים אם לא החשוב ביותר. חשוב לעשות ניתוח מעמיק תוך כדי תקשור הממצאים בצורה ברורה עניינית ומלמדת. בתרגיל זה נתנסה בניתוח הראשון. מטרת מטלה זו היא לפתח הבנה עמוקה של מערך נתונים מעבר לויזואליזציה בסיסית</w:t>
       </w:r>
       <w:r>
         <w:rPr>
@@ -3047,7 +3034,6 @@
         </w:rPr>
         <w:t xml:space="preserve">, הופיע הספרה 1 בעמודה </w:t>
       </w:r>
-      <w:proofErr w:type="spellStart"/>
       <w:r>
         <w:rPr>
           <w:rFonts w:ascii="David" w:hAnsi="David" w:cs="David"/>
@@ -3056,7 +3042,6 @@
         </w:rPr>
         <w:t>act_swimming</w:t>
       </w:r>
-      <w:proofErr w:type="spellEnd"/>
       <w:r>
         <w:rPr>
           <w:rFonts w:ascii="David" w:hAnsi="David" w:cs="David"/>
@@ -3198,7 +3183,6 @@
         </w:rPr>
         <w:t xml:space="preserve"> לעמודה </w:t>
       </w:r>
-      <w:proofErr w:type="spellStart"/>
       <w:r>
         <w:rPr>
           <w:rFonts w:ascii="David" w:hAnsi="David" w:cs="David"/>
@@ -3207,7 +3191,6 @@
         </w:rPr>
         <w:t>activity_clean</w:t>
       </w:r>
-      <w:proofErr w:type="spellEnd"/>
       <w:r>
         <w:rPr>
           <w:rFonts w:ascii="David" w:hAnsi="David" w:cs="David"/>
@@ -3232,27 +3215,7 @@
           <w:szCs w:val="28"/>
           <w:rtl/>
         </w:rPr>
-        <w:t xml:space="preserve">, כלומר ניקו את המשפטים וערכים מוזרים והפכו </w:t>
-      </w:r>
-      <w:proofErr w:type="spellStart"/>
-      <w:r>
-        <w:rPr>
-          <w:rFonts w:ascii="David" w:hAnsi="David" w:cs="David"/>
-          <w:sz w:val="28"/>
-          <w:szCs w:val="28"/>
-          <w:rtl/>
-        </w:rPr>
-        <w:t>הכל</w:t>
-      </w:r>
-      <w:proofErr w:type="spellEnd"/>
-      <w:r>
-        <w:rPr>
-          <w:rFonts w:ascii="David" w:hAnsi="David" w:cs="David"/>
-          <w:sz w:val="28"/>
-          <w:szCs w:val="28"/>
-          <w:rtl/>
-        </w:rPr>
-        <w:t xml:space="preserve"> ל</w:t>
+        <w:t>, כלומר ניקו את המשפטים וערכים מוזרים והפכו הכל ל</w:t>
       </w:r>
       <w:r>
         <w:rPr>
@@ -3946,25 +3909,14 @@
           </wp:anchor>
         </w:drawing>
       </w:r>
-      <w:proofErr w:type="spellStart"/>
-      <w:r>
-        <w:rPr>
-          <w:rFonts w:ascii="David" w:hAnsi="David" w:cs="David"/>
-          <w:sz w:val="28"/>
-          <w:szCs w:val="28"/>
-          <w:rtl/>
-        </w:rPr>
-        <w:t>הטייה</w:t>
-      </w:r>
-      <w:proofErr w:type="spellEnd"/>
-      <w:r>
-        <w:rPr>
-          <w:rFonts w:ascii="David" w:hAnsi="David" w:cs="David"/>
-          <w:sz w:val="28"/>
-          <w:szCs w:val="28"/>
-          <w:rtl/>
-        </w:rPr>
-        <w:t xml:space="preserve">: </w:t>
+      <w:r>
+        <w:rPr>
+          <w:rFonts w:ascii="David" w:hAnsi="David" w:cs="David"/>
+          <w:sz w:val="28"/>
+          <w:szCs w:val="28"/>
+          <w:rtl/>
+        </w:rPr>
+        <w:t xml:space="preserve">הטייה: </w:t>
       </w:r>
       <w:r>
         <w:rPr>
@@ -5830,27 +5782,7 @@
           <w:szCs w:val="28"/>
           <w:rtl/>
         </w:rPr>
-        <w:t xml:space="preserve"> אחוז </w:t>
-      </w:r>
-      <w:proofErr w:type="spellStart"/>
-      <w:r>
-        <w:rPr>
-          <w:rFonts w:ascii="David" w:hAnsi="David" w:cs="David"/>
-          <w:sz w:val="28"/>
-          <w:szCs w:val="28"/>
-          <w:rtl/>
-        </w:rPr>
-        <w:t>מהדאטה</w:t>
-      </w:r>
-      <w:proofErr w:type="spellEnd"/>
-      <w:r>
-        <w:rPr>
-          <w:rFonts w:ascii="David" w:hAnsi="David" w:cs="David"/>
-          <w:sz w:val="28"/>
-          <w:szCs w:val="28"/>
-          <w:rtl/>
-        </w:rPr>
-        <w:t>:</w:t>
+        <w:t xml:space="preserve"> אחוז מהדאטה:</w:t>
       </w:r>
     </w:p>
     <w:p>
@@ -6125,27 +6057,7 @@
           <w:szCs w:val="28"/>
           <w:rtl/>
         </w:rPr>
-        <w:t xml:space="preserve">פחות מ5 אחוז </w:t>
-      </w:r>
-      <w:proofErr w:type="spellStart"/>
-      <w:r>
-        <w:rPr>
-          <w:rFonts w:ascii="David" w:hAnsi="David" w:cs="David"/>
-          <w:sz w:val="28"/>
-          <w:szCs w:val="28"/>
-          <w:rtl/>
-        </w:rPr>
-        <w:t>מהדאטה</w:t>
-      </w:r>
-      <w:proofErr w:type="spellEnd"/>
-      <w:r>
-        <w:rPr>
-          <w:rFonts w:ascii="David" w:hAnsi="David" w:cs="David"/>
-          <w:sz w:val="28"/>
-          <w:szCs w:val="28"/>
-          <w:rtl/>
-        </w:rPr>
-        <w:t>.</w:t>
+        <w:t>פחות מ5 אחוז מהדאטה.</w:t>
       </w:r>
     </w:p>
     <w:p>
@@ -6839,27 +6751,7 @@
           <w:szCs w:val="28"/>
           <w:rtl/>
         </w:rPr>
-        <w:t xml:space="preserve">מתאם </w:t>
-      </w:r>
-      <w:proofErr w:type="spellStart"/>
-      <w:r>
-        <w:rPr>
-          <w:rFonts w:ascii="David" w:hAnsi="David" w:cs="David" w:hint="cs"/>
-          <w:sz w:val="28"/>
-          <w:szCs w:val="28"/>
-          <w:rtl/>
-        </w:rPr>
-        <w:t>פירסון</w:t>
-      </w:r>
-      <w:proofErr w:type="spellEnd"/>
-      <w:r>
-        <w:rPr>
-          <w:rFonts w:ascii="David" w:hAnsi="David" w:cs="David" w:hint="cs"/>
-          <w:sz w:val="28"/>
-          <w:szCs w:val="28"/>
-          <w:rtl/>
-        </w:rPr>
-        <w:t xml:space="preserve"> מ</w:t>
+        <w:t>מתאם פירסון מ</w:t>
       </w:r>
       <w:r>
         <w:rPr>
@@ -6994,27 +6886,7 @@
           <w:szCs w:val="28"/>
           <w:rtl/>
         </w:rPr>
-        <w:t xml:space="preserve">מתאם </w:t>
-      </w:r>
-      <w:proofErr w:type="spellStart"/>
-      <w:r>
-        <w:rPr>
-          <w:rFonts w:ascii="David" w:hAnsi="David" w:cs="David" w:hint="cs"/>
-          <w:sz w:val="28"/>
-          <w:szCs w:val="28"/>
-          <w:rtl/>
-        </w:rPr>
-        <w:t>ספירמן</w:t>
-      </w:r>
-      <w:proofErr w:type="spellEnd"/>
-      <w:r>
-        <w:rPr>
-          <w:rFonts w:ascii="David" w:hAnsi="David" w:cs="David" w:hint="cs"/>
-          <w:sz w:val="28"/>
-          <w:szCs w:val="28"/>
-          <w:rtl/>
-        </w:rPr>
-        <w:t xml:space="preserve"> מתבסס על הדירוגים של הערכים ולא על הערכים עצמם.</w:t>
+        <w:t>מתאם ספירמן מתבסס על הדירוגים של הערכים ולא על הערכים עצמם.</w:t>
       </w:r>
       <w:r>
         <w:rPr>
@@ -7081,27 +6953,7 @@
           <w:szCs w:val="28"/>
           <w:rtl/>
         </w:rPr>
-        <w:t xml:space="preserve">מתאם </w:t>
-      </w:r>
-      <w:proofErr w:type="spellStart"/>
-      <w:r>
-        <w:rPr>
-          <w:rFonts w:ascii="David" w:hAnsi="David" w:cs="David" w:hint="cs"/>
-          <w:sz w:val="28"/>
-          <w:szCs w:val="28"/>
-          <w:rtl/>
-        </w:rPr>
-        <w:t>קנדל</w:t>
-      </w:r>
-      <w:proofErr w:type="spellEnd"/>
-      <w:r>
-        <w:rPr>
-          <w:rFonts w:ascii="David" w:hAnsi="David" w:cs="David" w:hint="cs"/>
-          <w:sz w:val="28"/>
-          <w:szCs w:val="28"/>
-          <w:rtl/>
-        </w:rPr>
-        <w:t xml:space="preserve"> </w:t>
+        <w:t xml:space="preserve">מתאם קנדל </w:t>
       </w:r>
       <w:r>
         <w:rPr>
@@ -9411,25 +9263,14 @@
           <w:szCs w:val="28"/>
         </w:rPr>
       </w:pPr>
-      <w:proofErr w:type="spellStart"/>
-      <w:r>
-        <w:rPr>
-          <w:rFonts w:ascii="David" w:hAnsi="David" w:cs="David"/>
-          <w:sz w:val="28"/>
-          <w:szCs w:val="28"/>
-          <w:rtl/>
-        </w:rPr>
-        <w:t>היסטוגרמה</w:t>
-      </w:r>
-      <w:proofErr w:type="spellEnd"/>
-      <w:r>
-        <w:rPr>
-          <w:rFonts w:ascii="David" w:hAnsi="David" w:cs="David"/>
-          <w:sz w:val="28"/>
-          <w:szCs w:val="28"/>
-          <w:rtl/>
-        </w:rPr>
-        <w:t xml:space="preserve">: </w:t>
+      <w:r>
+        <w:rPr>
+          <w:rFonts w:ascii="David" w:hAnsi="David" w:cs="David"/>
+          <w:sz w:val="28"/>
+          <w:szCs w:val="28"/>
+          <w:rtl/>
+        </w:rPr>
+        <w:t xml:space="preserve">היסטוגרמה: </w:t>
       </w:r>
     </w:p>
     <w:p>
@@ -9544,27 +9385,7 @@
           <w:szCs w:val="28"/>
           <w:rtl/>
         </w:rPr>
-        <w:t xml:space="preserve">כפי שהוצג בסעיף 5.1, גרף זה מציג את התפלגות גדלי הכרישים באירועי התקיפה. מניתוח </w:t>
-      </w:r>
-      <w:proofErr w:type="spellStart"/>
-      <w:r>
-        <w:rPr>
-          <w:rFonts w:ascii="David" w:hAnsi="David" w:cs="David"/>
-          <w:sz w:val="28"/>
-          <w:szCs w:val="28"/>
-          <w:rtl/>
-        </w:rPr>
-        <w:t>ההיסטוגרמה</w:t>
-      </w:r>
-      <w:proofErr w:type="spellEnd"/>
-      <w:r>
-        <w:rPr>
-          <w:rFonts w:ascii="David" w:hAnsi="David" w:cs="David"/>
-          <w:sz w:val="28"/>
-          <w:szCs w:val="28"/>
-          <w:rtl/>
-        </w:rPr>
-        <w:t xml:space="preserve"> ניתן ללמוד על שכיחות הופעתם של גדלי כרישים שונים, כאשר הטווח הנפוץ והשכיח ביותר בתקיפות הוא של כרישים בגודל 1–2 מטרים</w:t>
+        <w:t>כפי שהוצג בסעיף 5.1, גרף זה מציג את התפלגות גדלי הכרישים באירועי התקיפה. מניתוח ההיסטוגרמה ניתן ללמוד על שכיחות הופעתם של גדלי כרישים שונים, כאשר הטווח הנפוץ והשכיח ביותר בתקיפות הוא של כרישים בגודל 1–2 מטרים</w:t>
       </w:r>
       <w:r>
         <w:rPr>
@@ -10001,7 +9822,7 @@
           <w:rtl/>
         </w:rPr>
         <w:drawing>
-          <wp:anchor distT="0" distB="0" distL="114300" distR="114300" simplePos="0" relativeHeight="251687936" behindDoc="0" locked="0" layoutInCell="1" allowOverlap="1" wp14:anchorId="15A1D958" wp14:editId="4DBA8314">
+          <wp:anchor distT="0" distB="0" distL="114300" distR="114300" simplePos="0" relativeHeight="251687936" behindDoc="0" locked="0" layoutInCell="1" allowOverlap="1" wp14:anchorId="15A1D958" wp14:editId="07AC3FEB">
             <wp:simplePos x="0" y="0"/>
             <wp:positionH relativeFrom="margin">
               <wp:align>left</wp:align>
@@ -11379,7 +11200,6 @@
           <w:szCs w:val="28"/>
         </w:rPr>
       </w:pPr>
-      <w:proofErr w:type="spellStart"/>
       <w:r>
         <w:rPr>
           <w:rFonts w:ascii="David" w:hAnsi="David" w:cs="David" w:hint="cs"/>
@@ -11387,17 +11207,7 @@
           <w:szCs w:val="28"/>
           <w:rtl/>
         </w:rPr>
-        <w:t>הטייה</w:t>
-      </w:r>
-      <w:proofErr w:type="spellEnd"/>
-      <w:r>
-        <w:rPr>
-          <w:rFonts w:ascii="David" w:hAnsi="David" w:cs="David" w:hint="cs"/>
-          <w:sz w:val="28"/>
-          <w:szCs w:val="28"/>
-          <w:rtl/>
-        </w:rPr>
-        <w:t xml:space="preserve">: </w:t>
+        <w:t xml:space="preserve">הטייה: </w:t>
       </w:r>
       <w:r>
         <w:rPr>
@@ -11924,7 +11734,7 @@
         </w:rPr>
         <w:lastRenderedPageBreak/>
         <w:drawing>
-          <wp:anchor distT="0" distB="0" distL="114300" distR="114300" simplePos="0" relativeHeight="251703296" behindDoc="0" locked="0" layoutInCell="1" allowOverlap="1" wp14:anchorId="0BC2CD18" wp14:editId="3B086FEC">
+          <wp:anchor distT="0" distB="0" distL="114300" distR="114300" simplePos="0" relativeHeight="251703296" behindDoc="0" locked="0" layoutInCell="1" allowOverlap="1" wp14:anchorId="0BC2CD18" wp14:editId="263CDB0D">
             <wp:simplePos x="0" y="0"/>
             <wp:positionH relativeFrom="margin">
               <wp:align>left</wp:align>
@@ -12127,47 +11937,7 @@
           <w:szCs w:val="28"/>
           <w:rtl/>
         </w:rPr>
-        <w:t xml:space="preserve">. מבחן זה השווה בין הטבלה הנצפית (הנתונים האמיתיים </w:t>
-      </w:r>
-      <w:proofErr w:type="spellStart"/>
-      <w:r>
-        <w:rPr>
-          <w:rFonts w:ascii="David" w:hAnsi="David" w:cs="David"/>
-          <w:sz w:val="28"/>
-          <w:szCs w:val="28"/>
-          <w:rtl/>
-        </w:rPr>
-        <w:t>מהדאטה</w:t>
-      </w:r>
-      <w:proofErr w:type="spellEnd"/>
-      <w:r>
-        <w:rPr>
-          <w:rFonts w:ascii="David" w:hAnsi="David" w:cs="David"/>
-          <w:sz w:val="28"/>
-          <w:szCs w:val="28"/>
-          <w:rtl/>
-        </w:rPr>
-        <w:t xml:space="preserve">-סט) לבין הטבלה הצפויה (חישוב מתמטי מדויק שמראה מה היה קורה אילו הפיזור היה אקראי לחלוטין, על בסיס הנוסחה שמכפילה את סכומי השורות והעמודות ומחלקת בסך </w:t>
-      </w:r>
-      <w:proofErr w:type="spellStart"/>
-      <w:r>
-        <w:rPr>
-          <w:rFonts w:ascii="David" w:hAnsi="David" w:cs="David"/>
-          <w:sz w:val="28"/>
-          <w:szCs w:val="28"/>
-          <w:rtl/>
-        </w:rPr>
-        <w:t>הכל</w:t>
-      </w:r>
-      <w:proofErr w:type="spellEnd"/>
-      <w:r>
-        <w:rPr>
-          <w:rFonts w:ascii="David" w:hAnsi="David" w:cs="David"/>
-          <w:sz w:val="28"/>
-          <w:szCs w:val="28"/>
-          <w:rtl/>
-        </w:rPr>
-        <w:t xml:space="preserve"> הכללי). למרות שבתאים בודדים מסוימים ההבדל היה קטן יחסית (כמו 129 מול 125.78), המבחן לוקח את כל הפערים בכל תאי הטבלה במצטבר, מעלה אותם בריבוע ומחבר אותם למדד אחד כולל</w:t>
+        <w:t>. מבחן זה השווה בין הטבלה הנצפית (הנתונים האמיתיים מהדאטה-סט) לבין הטבלה הצפויה (חישוב מתמטי מדויק שמראה מה היה קורה אילו הפיזור היה אקראי לחלוטין, על בסיס הנוסחה שמכפילה את סכומי השורות והעמודות ומחלקת בסך הכל הכללי). למרות שבתאים בודדים מסוימים ההבדל היה קטן יחסית (כמו 129 מול 125.78), המבחן לוקח את כל הפערים בכל תאי הטבלה במצטבר, מעלה אותם בריבוע ומחבר אותם למדד אחד כולל</w:t>
       </w:r>
       <w:r>
         <w:rPr>
@@ -17462,6 +17232,21 @@
 </file>
 
 <file path=customXml/item1.xml><?xml version="1.0" encoding="utf-8"?>
+<p:properties xmlns:p="http://schemas.microsoft.com/office/2006/metadata/properties" xmlns:xsi="http://www.w3.org/2001/XMLSchema-instance" xmlns:pc="http://schemas.microsoft.com/office/infopath/2007/PartnerControls">
+  <documentManagement/>
+</p:properties>
+</file>
+
+<file path=customXml/item2.xml><?xml version="1.0" encoding="utf-8"?>
+<?mso-contentType ?>
+<FormTemplates xmlns="http://schemas.microsoft.com/sharepoint/v3/contenttype/forms">
+  <Display>DocumentLibraryForm</Display>
+  <Edit>DocumentLibraryForm</Edit>
+  <New>DocumentLibraryForm</New>
+</FormTemplates>
+</file>
+
+<file path=customXml/item3.xml><?xml version="1.0" encoding="utf-8"?>
 <ct:contentTypeSchema xmlns:ct="http://schemas.microsoft.com/office/2006/metadata/contentType" xmlns:ma="http://schemas.microsoft.com/office/2006/metadata/properties/metaAttributes" ct:_="" ma:_="" ma:contentTypeName="Документ" ma:contentTypeID="0x01010077C400E03436F844BFE4E50D5B9338B8" ma:contentTypeVersion="5" ma:contentTypeDescription="Создание документа." ma:contentTypeScope="" ma:versionID="f5d422c8e4fc59d83d00f49ca103ffbd">
   <xsd:schema xmlns:xsd="http://www.w3.org/2001/XMLSchema" xmlns:xs="http://www.w3.org/2001/XMLSchema" xmlns:p="http://schemas.microsoft.com/office/2006/metadata/properties" xmlns:ns3="20c4fdb6-8cb9-4ab1-8cd8-df5475bf6610" targetNamespace="http://schemas.microsoft.com/office/2006/metadata/properties" ma:root="true" ma:fieldsID="a5f6472ac0b63354c8c1e695b67b2be6" ns3:_="">
     <xsd:import namespace="20c4fdb6-8cb9-4ab1-8cd8-df5475bf6610"/>
@@ -17611,22 +17396,24 @@
 </ct:contentTypeSchema>
 </file>
 
-<file path=customXml/item2.xml><?xml version="1.0" encoding="utf-8"?>
-<p:properties xmlns:p="http://schemas.microsoft.com/office/2006/metadata/properties" xmlns:xsi="http://www.w3.org/2001/XMLSchema-instance" xmlns:pc="http://schemas.microsoft.com/office/infopath/2007/PartnerControls">
-  <documentManagement/>
-</p:properties>
+<file path=customXml/itemProps1.xml><?xml version="1.0" encoding="utf-8"?>
+<ds:datastoreItem xmlns:ds="http://schemas.openxmlformats.org/officeDocument/2006/customXml" ds:itemID="{AC955895-62E0-40FC-B2E2-C9DCFA45D755}">
+  <ds:schemaRefs>
+    <ds:schemaRef ds:uri="http://schemas.microsoft.com/office/2006/metadata/properties"/>
+    <ds:schemaRef ds:uri="http://schemas.microsoft.com/office/infopath/2007/PartnerControls"/>
+  </ds:schemaRefs>
+</ds:datastoreItem>
 </file>
 
-<file path=customXml/item3.xml><?xml version="1.0" encoding="utf-8"?>
-<?mso-contentType ?>
-<FormTemplates xmlns="http://schemas.microsoft.com/sharepoint/v3/contenttype/forms">
-  <Display>DocumentLibraryForm</Display>
-  <Edit>DocumentLibraryForm</Edit>
-  <New>DocumentLibraryForm</New>
-</FormTemplates>
+<file path=customXml/itemProps2.xml><?xml version="1.0" encoding="utf-8"?>
+<ds:datastoreItem xmlns:ds="http://schemas.openxmlformats.org/officeDocument/2006/customXml" ds:itemID="{0DFF7A23-19A9-4B66-B015-3606DBD88435}">
+  <ds:schemaRefs>
+    <ds:schemaRef ds:uri="http://schemas.microsoft.com/sharepoint/v3/contenttype/forms"/>
+  </ds:schemaRefs>
+</ds:datastoreItem>
 </file>
 
-<file path=customXml/itemProps1.xml><?xml version="1.0" encoding="utf-8"?>
+<file path=customXml/itemProps3.xml><?xml version="1.0" encoding="utf-8"?>
 <ds:datastoreItem xmlns:ds="http://schemas.openxmlformats.org/officeDocument/2006/customXml" ds:itemID="{96CD713D-1102-45AC-A861-52AB45939E22}">
   <ds:schemaRefs>
     <ds:schemaRef ds:uri="http://schemas.microsoft.com/office/2006/metadata/contentType"/>
@@ -17642,21 +17429,4 @@
     <ds:schemaRef ds:uri="http://schemas.microsoft.com/internal/obd"/>
   </ds:schemaRefs>
 </ds:datastoreItem>
-</file>
-
-<file path=customXml/itemProps2.xml><?xml version="1.0" encoding="utf-8"?>
-<ds:datastoreItem xmlns:ds="http://schemas.openxmlformats.org/officeDocument/2006/customXml" ds:itemID="{AC955895-62E0-40FC-B2E2-C9DCFA45D755}">
-  <ds:schemaRefs>
-    <ds:schemaRef ds:uri="http://schemas.microsoft.com/office/2006/metadata/properties"/>
-    <ds:schemaRef ds:uri="http://schemas.microsoft.com/office/infopath/2007/PartnerControls"/>
-  </ds:schemaRefs>
-</ds:datastoreItem>
-</file>
-
-<file path=customXml/itemProps3.xml><?xml version="1.0" encoding="utf-8"?>
-<ds:datastoreItem xmlns:ds="http://schemas.openxmlformats.org/officeDocument/2006/customXml" ds:itemID="{0DFF7A23-19A9-4B66-B015-3606DBD88435}">
-  <ds:schemaRefs>
-    <ds:schemaRef ds:uri="http://schemas.microsoft.com/sharepoint/v3/contenttype/forms"/>
-  </ds:schemaRefs>
-</ds:datastoreItem>
 </file>